--- a/data/Agreements EU-LAC_EU Policy and Outreach Partnership Location Mexico-Central America.docx
+++ b/data/Agreements EU-LAC_EU Policy and Outreach Partnership Location Mexico-Central America.docx
@@ -23,7 +23,7 @@
         <w:t xml:space="preserve">Date</w:t>
       </w:r>
       <w:r>
-        <w:t xml:space="preserve">: 2021-05-15</w:t>
+        <w:t xml:space="preserve">: 2025-05-14</w:t>
       </w:r>
     </w:p>
     <w:p>
@@ -38,7 +38,7 @@
         <w:t xml:space="preserve">Location</w:t>
       </w:r>
       <w:r>
-        <w:t xml:space="preserve">: Mexico</w:t>
+        <w:t xml:space="preserve">: Mexico City, Mexico</w:t>
       </w:r>
     </w:p>
     <w:bookmarkStart w:id="20" w:name="executive-summary"/>
@@ -55,7 +55,7 @@
         <w:pStyle w:val="FirstParagraph"/>
       </w:pPr>
       <w:r>
-        <w:t xml:space="preserve">The EU Policy &amp; Outreach Partnership’s Technical Assistance Programme in Mexico and Central America, running from May 2021 to May 2025, aims to enhance the EU’s public-diplomacy outreach and partnerships in the region. Funded by the European Union and implemented by the Organization of Ibero-American States (OEI), the program targets diverse audiences, including business communities, decision-makers, influencers, and civil society. Key objectives include increasing the visibility of EU priorities, fostering mutual understanding, and establishing a robust stakeholder network for ongoing policy dialogue. Activities encompass forums on critical issues, cultural events, and workshops aimed at strengthening collaboration among various sectors. The initiative aligns with Sustainable Development Goal 17, focusing on partnerships for sustainable development.</w:t>
+        <w:t xml:space="preserve">The EU Policy &amp; Outreach Partnership Technical Assistance Programme (2021-2025), implemented by the Organization of Ibero-American States and funded by the European Union, aims to strengthen EU public diplomacy and partnerships in Mexico and Central America. The initiative focuses on enhancing the EU’s engagement with key stakeholders—including business leaders, policymakers, influencers, and civil society—through strategic outreach, cultural activities, and policy dialogue. Over its 47-month duration, the programme targets more than 1,000 direct beneficiaries and aligns with SDG 17 (Partnerships). Expected outcomes include increased visibility of EU priorities, deeper mutual understanding, and a consolidated stakeholder network. Activities encompass forums on democracy and digital transformation, cultural events, workshops, and academic exchanges, all designed to foster trust and project the EU as a value-driven global actor in the region.</w:t>
       </w:r>
     </w:p>
     <w:bookmarkEnd w:id="20"/>
@@ -77,14 +77,7 @@
         </w:numPr>
       </w:pPr>
       <w:r>
-        <w:rPr>
-          <w:b/>
-          <w:bCs/>
-        </w:rPr>
-        <w:t xml:space="preserve">Project Duration</w:t>
-      </w:r>
-      <w:r>
-        <w:t xml:space="preserve">: The technical assistance program runs from May 15, 2021, to May 14, 2025, lasting nearly 48 months.</w:t>
+        <w:t xml:space="preserve">EU-funded technical assistance programme (2021-2025) implemented by OEI to strengthen EU public-diplomacy and partnerships in Mexico and Central America.</w:t>
       </w:r>
     </w:p>
     <w:p>
@@ -96,14 +89,7 @@
         </w:numPr>
       </w:pPr>
       <w:r>
-        <w:rPr>
-          <w:b/>
-          <w:bCs/>
-        </w:rPr>
-        <w:t xml:space="preserve">Funding and Implementation</w:t>
-      </w:r>
-      <w:r>
-        <w:t xml:space="preserve">: Funded by the European Union and implemented by the Organization of Ibero-American States (OEI).</w:t>
+        <w:t xml:space="preserve">Aims to support EU policy implementation by enhancing engagement with business, decision-makers, influencers, and civil society through strategic outreach and cultural activities.</w:t>
       </w:r>
     </w:p>
     <w:p>
@@ -115,14 +101,7 @@
         </w:numPr>
       </w:pPr>
       <w:r>
-        <w:rPr>
-          <w:b/>
-          <w:bCs/>
-        </w:rPr>
-        <w:t xml:space="preserve">Objectives</w:t>
-      </w:r>
-      <w:r>
-        <w:t xml:space="preserve">: Aims to enhance EU public diplomacy and partnerships in Mexico and Central America, focusing on engagement with diverse audiences.</w:t>
+        <w:t xml:space="preserve">Focuses on increasing EU visibility, building mutual trust, and consolidating stakeholder networks for sustained policy dialogue.</w:t>
       </w:r>
     </w:p>
     <w:p>
@@ -134,52 +113,7 @@
         </w:numPr>
       </w:pPr>
       <w:r>
-        <w:rPr>
-          <w:b/>
-          <w:bCs/>
-        </w:rPr>
-        <w:t xml:space="preserve">Target Groups</w:t>
-      </w:r>
-      <w:r>
-        <w:t xml:space="preserve">: Engages business communities, decision-makers, influencers, and civil society actors to strengthen EU outreach.</w:t>
-      </w:r>
-    </w:p>
-    <w:p>
-      <w:pPr>
-        <w:pStyle w:val="Compact"/>
-        <w:numPr>
-          <w:ilvl w:val="0"/>
-          <w:numId w:val="1001"/>
-        </w:numPr>
-      </w:pPr>
-      <w:r>
-        <w:rPr>
-          <w:b/>
-          <w:bCs/>
-        </w:rPr>
-        <w:t xml:space="preserve">Expected Outcomes</w:t>
-      </w:r>
-      <w:r>
-        <w:t xml:space="preserve">: Seeks to improve visibility of EU priorities, foster mutual understanding, and establish a network for ongoing policy dialogue.</w:t>
-      </w:r>
-    </w:p>
-    <w:p>
-      <w:pPr>
-        <w:pStyle w:val="Compact"/>
-        <w:numPr>
-          <w:ilvl w:val="0"/>
-          <w:numId w:val="1001"/>
-        </w:numPr>
-      </w:pPr>
-      <w:r>
-        <w:rPr>
-          <w:b/>
-          <w:bCs/>
-        </w:rPr>
-        <w:t xml:space="preserve">Activities</w:t>
-      </w:r>
-      <w:r>
-        <w:t xml:space="preserve">: Includes forums, cultural events, workshops, and academic exchanges to promote shared values and collaboration.</w:t>
+        <w:t xml:space="preserve">Activities include forums on key themes, cultural events, workshops, and academic exchanges, aligned with SDG 17 (Partnerships).</w:t>
       </w:r>
     </w:p>
     <w:bookmarkEnd w:id="21"/>
@@ -249,7 +183,31 @@
               <w:pStyle w:val="Compact"/>
             </w:pPr>
             <w:r>
-              <w:t xml:space="preserve">European Union; Organisation of Ibero-American States</w:t>
+              <w:t xml:space="preserve">European Union; Organisation of Ibero-American States; Government Officials; Policy Level Representatives</w:t>
+            </w:r>
+          </w:p>
+        </w:tc>
+      </w:tr>
+      <w:tr>
+        <w:tc>
+          <w:tcPr/>
+          <w:p>
+            <w:pPr>
+              <w:pStyle w:val="Compact"/>
+            </w:pPr>
+            <w:r>
+              <w:t xml:space="preserve">Economic Actors</w:t>
+            </w:r>
+          </w:p>
+        </w:tc>
+        <w:tc>
+          <w:tcPr/>
+          <w:p>
+            <w:pPr>
+              <w:pStyle w:val="Compact"/>
+            </w:pPr>
+            <w:r>
+              <w:t xml:space="preserve">Industry Actors; Private Sector Representatives</w:t>
             </w:r>
           </w:p>
         </w:tc>
@@ -273,7 +231,31 @@
               <w:pStyle w:val="Compact"/>
             </w:pPr>
             <w:r>
-              <w:t xml:space="preserve">Civil-society and cultural actors</w:t>
+              <w:t xml:space="preserve">Civil Society Organisations; Non-governmental Institutions</w:t>
+            </w:r>
+          </w:p>
+        </w:tc>
+      </w:tr>
+      <w:tr>
+        <w:tc>
+          <w:tcPr/>
+          <w:p>
+            <w:pPr>
+              <w:pStyle w:val="Compact"/>
+            </w:pPr>
+            <w:r>
+              <w:t xml:space="preserve">Research and Innovation Actors</w:t>
+            </w:r>
+          </w:p>
+        </w:tc>
+        <w:tc>
+          <w:tcPr/>
+          <w:p>
+            <w:pPr>
+              <w:pStyle w:val="Compact"/>
+            </w:pPr>
+            <w:r>
+              <w:t xml:space="preserve">Universities; Academic Institutions; Researchers; Think-tanks</w:t>
             </w:r>
           </w:p>
         </w:tc>
@@ -292,7 +274,8 @@
     <w:tbl>
       <w:tblPr>
         <w:tblStyle w:val="Table"/>
-        <w:tblW w:type="auto" w:w="0"/>
+        <w:tblW w:type="pct" w:w="5000"/>
+        <w:tblLayout w:type="fixed"/>
         <w:tblLook w:firstRow="1" w:lastRow="0" w:firstColumn="0" w:lastColumn="0" w:noHBand="0" w:noVBand="0" w:val="0020"/>
       </w:tblPr>
       <w:tblGrid>
@@ -345,7 +328,7 @@
               <w:pStyle w:val="Compact"/>
             </w:pPr>
             <w:r>
-              <w:t xml:space="preserve">EU-LAC Digital Alliance</w:t>
+              <w:t xml:space="preserve">Digital &amp; Technological Partnerships; Bi-regional Cooperation</w:t>
             </w:r>
           </w:p>
         </w:tc>
@@ -370,7 +353,7 @@
         </w:numPr>
       </w:pPr>
       <w:r>
-        <w:t xml:space="preserve">Technical Assistance Programme in Mexico &amp; Central America (2021-2025) implemented by the Organization of Ibero-American States (OEI) with financing from the European Union.</w:t>
+        <w:t xml:space="preserve">Implementation of the EU Policy &amp; Outreach Partnership - Technical Assistance Programme in Mexico &amp; Central America (2021-2025), funded by the European Union and implemented by the Organization of Ibero-American States (OEI), to strengthen EU public-diplomacy outreach and partnerships in the region.</w:t>
       </w:r>
     </w:p>
     <w:p>
@@ -382,7 +365,7 @@
         </w:numPr>
       </w:pPr>
       <w:r>
-        <w:t xml:space="preserve">Forums on democracy, digital transformation, climate, and inclusive growth to strengthen EU engagement in priority thematic areas.</w:t>
+        <w:t xml:space="preserve">Organization of forums on democracy, digital transformation, climate, and inclusive growth as part of the programme’s activities.</w:t>
       </w:r>
     </w:p>
     <w:p>
@@ -394,7 +377,7 @@
         </w:numPr>
       </w:pPr>
       <w:r>
-        <w:t xml:space="preserve">Cultural events (film, literature, art) showcasing shared values to enhance visibility of EU priorities.</w:t>
+        <w:t xml:space="preserve">Execution of cultural events (including film, literature, and art) to showcase shared values between the EU and regional stakeholders.</w:t>
       </w:r>
     </w:p>
     <w:p>
@@ -406,7 +389,7 @@
         </w:numPr>
       </w:pPr>
       <w:r>
-        <w:t xml:space="preserve">Workshops for journalists, policy-makers, and civil-society leaders to foster deeper mutual understanding and trust.</w:t>
+        <w:t xml:space="preserve">Delivery of workshops for journalists, policy-makers, and civil-society leaders to enhance engagement and understanding of EU priorities.</w:t>
       </w:r>
     </w:p>
     <w:p>
@@ -418,7 +401,31 @@
         </w:numPr>
       </w:pPr>
       <w:r>
-        <w:t xml:space="preserve">Academic exchanges and think-tank research collaboration to consolidate a stakeholder network for sustained policy dialogue.</w:t>
+        <w:t xml:space="preserve">Facilitation of academic exchanges and research collaboration with think-tanks to support policy dialogue and mutual understanding.</w:t>
+      </w:r>
+    </w:p>
+    <w:p>
+      <w:pPr>
+        <w:pStyle w:val="Compact"/>
+        <w:numPr>
+          <w:ilvl w:val="0"/>
+          <w:numId w:val="1002"/>
+        </w:numPr>
+      </w:pPr>
+      <w:r>
+        <w:t xml:space="preserve">Establishment of a consolidated stakeholder network for sustained policy dialogue between the EU and regional actors.</w:t>
+      </w:r>
+    </w:p>
+    <w:p>
+      <w:pPr>
+        <w:pStyle w:val="Compact"/>
+        <w:numPr>
+          <w:ilvl w:val="0"/>
+          <w:numId w:val="1002"/>
+        </w:numPr>
+      </w:pPr>
+      <w:r>
+        <w:t xml:space="preserve">Direct engagement and benefit to over 1,000 individuals in Mexico and Central America through programme activities.</w:t>
       </w:r>
     </w:p>
     <w:bookmarkEnd w:id="24"/>
@@ -433,10 +440,26 @@
     </w:p>
     <w:p>
       <w:pPr>
-        <w:pStyle w:val="FirstParagraph"/>
-      </w:pPr>
-      <w:r>
-        <w:t xml:space="preserve">No specific quantifiable commitments or targets identified.</w:t>
+        <w:pStyle w:val="Compact"/>
+        <w:numPr>
+          <w:ilvl w:val="0"/>
+          <w:numId w:val="1003"/>
+        </w:numPr>
+      </w:pPr>
+      <w:r>
+        <w:t xml:space="preserve">Project period: 15 May 2021 - 14 May 2025 (47 months 29 days)</w:t>
+      </w:r>
+    </w:p>
+    <w:p>
+      <w:pPr>
+        <w:pStyle w:val="Compact"/>
+        <w:numPr>
+          <w:ilvl w:val="0"/>
+          <w:numId w:val="1003"/>
+        </w:numPr>
+      </w:pPr>
+      <w:r>
+        <w:t xml:space="preserve">Direct beneficiaries: more than 1,000 individuals</w:t>
       </w:r>
     </w:p>
     <w:bookmarkEnd w:id="25"/>
@@ -661,6 +684,9 @@
     <w:abstractNumId w:val="991"/>
   </w:num>
   <w:num w:numId="1002">
+    <w:abstractNumId w:val="991"/>
+  </w:num>
+  <w:num w:numId="1003">
     <w:abstractNumId w:val="991"/>
   </w:num>
 </w:numbering>
